--- a/project_proposal/project_proposal__Willow.pdf.docx
+++ b/project_proposal/project_proposal__Willow.pdf.docx
@@ -1,6 +1,6 @@
 
 <file path=word/document.xml><?xml version="1.0" encoding="utf-8"?>
-<w:document xmlns:wpc="http://schemas.microsoft.com/office/word/2010/wordprocessingCanvas" xmlns:cx="http://schemas.microsoft.com/office/drawing/2014/chartex" xmlns:cx1="http://schemas.microsoft.com/office/drawing/2015/9/8/chartex" xmlns:cx2="http://schemas.microsoft.com/office/drawing/2015/10/21/chartex" xmlns:cx3="http://schemas.microsoft.com/office/drawing/2016/5/9/chartex" xmlns:cx4="http://schemas.microsoft.com/office/drawing/2016/5/10/chartex" xmlns:cx5="http://schemas.microsoft.com/office/drawing/2016/5/11/chartex" xmlns:cx6="http://schemas.microsoft.com/office/drawing/2016/5/12/chartex" xmlns:cx7="http://schemas.microsoft.com/office/drawing/2016/5/13/chartex" xmlns:cx8="http://schemas.microsoft.com/office/drawing/2016/5/14/chartex" xmlns:mc="http://schemas.openxmlformats.org/markup-compatibility/2006" xmlns:aink="http://schemas.microsoft.com/office/drawing/2016/ink" xmlns:am3d="http://schemas.microsoft.com/office/drawing/2017/model3d" xmlns:o="urn:schemas-microsoft-com:office:office" xmlns:oel="http://schemas.microsoft.com/office/2019/extlst" xmlns:r="http://schemas.openxmlformats.org/officeDocument/2006/relationships" xmlns:m="http://schemas.openxmlformats.org/officeDocument/2006/math" xmlns:v="urn:schemas-microsoft-com:vml" xmlns:wp14="http://schemas.microsoft.com/office/word/2010/wordprocessingDrawing" xmlns:wp="http://schemas.openxmlformats.org/drawingml/2006/wordprocessingDrawing" xmlns:w10="urn:schemas-microsoft-com:office:word" xmlns:w="http://schemas.openxmlformats.org/wordprocessingml/2006/main" xmlns:w14="http://schemas.microsoft.com/office/word/2010/wordml" xmlns:w15="http://schemas.microsoft.com/office/word/2012/wordml" xmlns:w16cex="http://schemas.microsoft.com/office/word/2018/wordml/cex" xmlns:w16cid="http://schemas.microsoft.com/office/word/2016/wordml/cid" xmlns:w16="http://schemas.microsoft.com/office/word/2018/wordml" xmlns:w16du="http://schemas.microsoft.com/office/word/2023/wordml/word16du" xmlns:w16sdtdh="http://schemas.microsoft.com/office/word/2020/wordml/sdtdatahash" xmlns:w16sdtfl="http://schemas.microsoft.com/office/word/2024/wordml/sdtformatlock" xmlns:w16se="http://schemas.microsoft.com/office/word/2015/wordml/symex" xmlns:wpg="http://schemas.microsoft.com/office/word/2010/wordprocessingGroup" xmlns:wpi="http://schemas.microsoft.com/office/word/2010/wordprocessingInk" xmlns:wne="http://schemas.microsoft.com/office/word/2006/wordml" xmlns:wps="http://schemas.microsoft.com/office/word/2010/wordprocessingShape" mc:Ignorable="w14 w15 w16se w16cid w16 w16cex w16sdtdh w16sdtfl w16du wp14">
+<w:document xmlns:wpc="http://schemas.microsoft.com/office/word/2010/wordprocessingCanvas" xmlns:cx="http://schemas.microsoft.com/office/drawing/2014/chartex" xmlns:cx1="http://schemas.microsoft.com/office/drawing/2015/9/8/chartex" xmlns:cx2="http://schemas.microsoft.com/office/drawing/2015/10/21/chartex" xmlns:cx3="http://schemas.microsoft.com/office/drawing/2016/5/9/chartex" xmlns:cx4="http://schemas.microsoft.com/office/drawing/2016/5/10/chartex" xmlns:cx5="http://schemas.microsoft.com/office/drawing/2016/5/11/chartex" xmlns:cx6="http://schemas.microsoft.com/office/drawing/2016/5/12/chartex" xmlns:cx7="http://schemas.microsoft.com/office/drawing/2016/5/13/chartex" xmlns:cx8="http://schemas.microsoft.com/office/drawing/2016/5/14/chartex" xmlns:mc="http://schemas.openxmlformats.org/markup-compatibility/2006" xmlns:aink="http://schemas.microsoft.com/office/drawing/2016/ink" xmlns:am3d="http://schemas.microsoft.com/office/drawing/2017/model3d" xmlns:o="urn:schemas-microsoft-com:office:office" xmlns:oel="http://schemas.microsoft.com/office/2019/extlst" xmlns:r="http://schemas.openxmlformats.org/officeDocument/2006/relationships" xmlns:m="http://schemas.openxmlformats.org/officeDocument/2006/math" xmlns:v="urn:schemas-microsoft-com:vml" xmlns:wp14="http://schemas.microsoft.com/office/word/2010/wordprocessingDrawing" xmlns:wp="http://schemas.openxmlformats.org/drawingml/2006/wordprocessingDrawing" xmlns:w10="urn:schemas-microsoft-com:office:word" xmlns:w="http://schemas.openxmlformats.org/wordprocessingml/2006/main" xmlns:w14="http://schemas.microsoft.com/office/word/2010/wordml" xmlns:w15="http://schemas.microsoft.com/office/word/2012/wordml" xmlns:w16cex="http://schemas.microsoft.com/office/word/2018/wordml/cex" xmlns:w16cid="http://schemas.microsoft.com/office/word/2016/wordml/cid" xmlns:w16="http://schemas.microsoft.com/office/word/2018/wordml" xmlns:w16du="http://schemas.microsoft.com/office/word/2023/wordml/word16du" xmlns:w16sdtdh="http://schemas.microsoft.com/office/word/2020/wordml/sdtdatahash" xmlns:w16se="http://schemas.microsoft.com/office/word/2015/wordml/symex" xmlns:wpg="http://schemas.microsoft.com/office/word/2010/wordprocessingGroup" xmlns:wpi="http://schemas.microsoft.com/office/word/2010/wordprocessingInk" xmlns:wne="http://schemas.microsoft.com/office/word/2006/wordml" xmlns:wps="http://schemas.microsoft.com/office/word/2010/wordprocessingShape" mc:Ignorable="w14 w15 w16se w16cid w16 w16cex w16sdtdh wp14">
   <w:body>
     <w:p>
       <w:pPr>
@@ -92,7 +92,7 @@
               </wp:inline>
             </w:drawing>
           </mc:Choice>
-          <mc:Fallback xmlns:a="http://schemas.openxmlformats.org/drawingml/2006/main">
+          <mc:Fallback xmlns:a="http://schemas.openxmlformats.org/drawingml/2006/main" xmlns:w16sdtfl="http://schemas.microsoft.com/office/word/2024/wordml/sdtformatlock">
             <w:pict>
               <v:group id="Group 6227" style="width:451.276pt;height:1.196pt;mso-position-horizontal-relative:char;mso-position-vertical-relative:line" coordsize="57312,151">
                 <v:shape id="Shape 9829" style="position:absolute;width:57312;height:151;left:0;top:0;" coordsize="5731205,15189" path="m0,0l5731205,0l5731205,15189l0,15189l0,0">
@@ -116,8 +116,33 @@
           <w:color w:val="1E2761"/>
           <w:sz w:val="50"/>
         </w:rPr>
-        <w:t>Willow - Know whats really in it</w:t>
-      </w:r>
+        <w:t xml:space="preserve">Willow - Know </w:t>
+      </w:r>
+      <w:proofErr w:type="spellStart"/>
+      <w:r>
+        <w:rPr>
+          <w:color w:val="1E2761"/>
+          <w:sz w:val="50"/>
+        </w:rPr>
+        <w:t>whats</w:t>
+      </w:r>
+      <w:proofErr w:type="spellEnd"/>
+      <w:r>
+        <w:rPr>
+          <w:color w:val="1E2761"/>
+          <w:sz w:val="50"/>
+        </w:rPr>
+        <w:t xml:space="preserve"> really in </w:t>
+      </w:r>
+      <w:proofErr w:type="gramStart"/>
+      <w:r>
+        <w:rPr>
+          <w:color w:val="1E2761"/>
+          <w:sz w:val="50"/>
+        </w:rPr>
+        <w:t>it</w:t>
+      </w:r>
+      <w:proofErr w:type="gramEnd"/>
     </w:p>
     <w:p>
       <w:pPr>
@@ -223,7 +248,7 @@
               </wp:inline>
             </w:drawing>
           </mc:Choice>
-          <mc:Fallback xmlns:a="http://schemas.openxmlformats.org/drawingml/2006/main">
+          <mc:Fallback xmlns:a="http://schemas.openxmlformats.org/drawingml/2006/main" xmlns:w16sdtfl="http://schemas.microsoft.com/office/word/2024/wordml/sdtformatlock">
             <w:pict>
               <v:group id="Group 6228" style="width:451.276pt;height:1.19601pt;mso-position-horizontal-relative:char;mso-position-vertical-relative:line" coordsize="57312,151">
                 <v:shape id="Shape 9831" style="position:absolute;width:57312;height:151;left:0;top:0;" coordsize="5731205,15189" path="m0,0l5731205,0l5731205,15189l0,15189l0,0">
@@ -1082,7 +1107,15 @@
         <w:ind w:left="10" w:right="1020"/>
       </w:pPr>
       <w:r>
-        <w:t>Packaged and locally sold food products in India frequently carry ingredient information that is incomplete, inconsistent, or entirely absent from a consumer’s point of view. Rising health consciousness among Indian consumers has increased demand for tools that explain what is actually inside a product, yet the tools that exist today are not built for this market.</w:t>
+        <w:t xml:space="preserve">Packaged and locally sold food products in India frequently carry ingredient information that is incomplete, inconsistent, or entirely absent from a consumer’s point of view. Rising health consciousness among Indian consumers has increased demand for tools that explain what is </w:t>
+      </w:r>
+      <w:proofErr w:type="gramStart"/>
+      <w:r>
+        <w:t>actually inside</w:t>
+      </w:r>
+      <w:proofErr w:type="gramEnd"/>
+      <w:r>
+        <w:t xml:space="preserve"> a product, yet the tools that exist today are not built for this market.</w:t>
       </w:r>
     </w:p>
     <w:p>
@@ -1141,7 +1174,31 @@
         <w:ind w:right="1020" w:hanging="218"/>
       </w:pPr>
       <w:r>
-        <w:t>Rising health awareness with no matching tool. Indian consumers increasingly want to make informed choices about food and personal care products, but existing ingredientscanning apps are calibrated to Western labeling standards, additive lists, and barcodeindexed brands.</w:t>
+        <w:t xml:space="preserve">Rising health awareness with no matching tool. Indian consumers increasingly want to make informed choices about food and personal care products, but existing </w:t>
+      </w:r>
+      <w:proofErr w:type="spellStart"/>
+      <w:r>
+        <w:t>ingredientscanning</w:t>
+      </w:r>
+      <w:proofErr w:type="spellEnd"/>
+      <w:r>
+        <w:t xml:space="preserve"> apps are calibrated to Western </w:t>
+      </w:r>
+      <w:proofErr w:type="spellStart"/>
+      <w:r>
+        <w:t>labeling</w:t>
+      </w:r>
+      <w:proofErr w:type="spellEnd"/>
+      <w:r>
+        <w:t xml:space="preserve"> standards, additive lists, and </w:t>
+      </w:r>
+      <w:proofErr w:type="spellStart"/>
+      <w:r>
+        <w:t>barcodeindexed</w:t>
+      </w:r>
+      <w:proofErr w:type="spellEnd"/>
+      <w:r>
+        <w:t xml:space="preserve"> brands.</w:t>
       </w:r>
     </w:p>
     <w:p>
@@ -1258,46 +1315,6 @@
       <w:r>
         <w:t xml:space="preserve"> </w:t>
       </w:r>
-      <w:r>
-        <w:rPr>
-          <w:noProof/>
-        </w:rPr>
-        <w:drawing>
-          <wp:inline distT="0" distB="0" distL="0" distR="0" wp14:anchorId="0041694A" wp14:editId="63C1D0C1">
-            <wp:extent cx="4429760" cy="4817866"/>
-            <wp:effectExtent l="0" t="0" r="8890" b="1905"/>
-            <wp:docPr id="153102092" name="Picture 1" descr="A diagram of a company&#10;&#10;Description automatically generated with medium confidence"/>
-            <wp:cNvGraphicFramePr>
-              <a:graphicFrameLocks xmlns:a="http://schemas.openxmlformats.org/drawingml/2006/main" noChangeAspect="1"/>
-            </wp:cNvGraphicFramePr>
-            <a:graphic xmlns:a="http://schemas.openxmlformats.org/drawingml/2006/main">
-              <a:graphicData uri="http://schemas.openxmlformats.org/drawingml/2006/picture">
-                <pic:pic xmlns:pic="http://schemas.openxmlformats.org/drawingml/2006/picture">
-                  <pic:nvPicPr>
-                    <pic:cNvPr id="153102092" name="Picture 1" descr="A diagram of a company&#10;&#10;Description automatically generated with medium confidence"/>
-                    <pic:cNvPicPr/>
-                  </pic:nvPicPr>
-                  <pic:blipFill>
-                    <a:blip r:embed="rId8"/>
-                    <a:stretch>
-                      <a:fillRect/>
-                    </a:stretch>
-                  </pic:blipFill>
-                  <pic:spPr>
-                    <a:xfrm>
-                      <a:off x="0" y="0"/>
-                      <a:ext cx="4438811" cy="4827710"/>
-                    </a:xfrm>
-                    <a:prstGeom prst="rect">
-                      <a:avLst/>
-                    </a:prstGeom>
-                  </pic:spPr>
-                </pic:pic>
-              </a:graphicData>
-            </a:graphic>
-          </wp:inline>
-        </w:drawing>
-      </w:r>
     </w:p>
     <w:p>
       <w:pPr>
@@ -1316,7 +1333,15 @@
         <w:ind w:left="10" w:right="1020"/>
       </w:pPr>
       <w:r>
-        <w:t>When no ingredient list can be extracted a common case for unbranded and local Indian products the system falls back to a category-level generic risk profile rather than failing or guessing. The product is classified into a known food sub-category (e.g., namkeen, bakery, sweets) using available text and visual cues, and a generic, clearly labeled "estimated, not exact" risk summary is shown instead of a fabricated exact analysis.</w:t>
+        <w:t xml:space="preserve">When no ingredient list can be extracted a common case for unbranded and local Indian products the system falls back to a category-level generic risk profile rather than failing or guessing. The product is classified into a known food sub-category (e.g., namkeen, bakery, sweets) using available text and visual cues, and a generic, clearly </w:t>
+      </w:r>
+      <w:proofErr w:type="spellStart"/>
+      <w:r>
+        <w:t>labeled</w:t>
+      </w:r>
+      <w:proofErr w:type="spellEnd"/>
+      <w:r>
+        <w:t xml:space="preserve"> "estimated, not exact" risk summary is shown instead of a fabricated exact analysis.</w:t>
       </w:r>
     </w:p>
     <w:p>
@@ -1326,9 +1351,14 @@
       </w:pPr>
       <w:bookmarkStart w:id="5" w:name="_Toc9727"/>
       <w:r>
-        <w:t>Design principle: built to extend</w:t>
+        <w:t xml:space="preserve">Design principle: built to </w:t>
+      </w:r>
+      <w:proofErr w:type="gramStart"/>
+      <w:r>
+        <w:t>extend</w:t>
       </w:r>
       <w:bookmarkEnd w:id="5"/>
+      <w:proofErr w:type="gramEnd"/>
     </w:p>
     <w:p>
       <w:pPr>
@@ -1336,7 +1366,15 @@
         <w:ind w:left="10" w:right="1020"/>
       </w:pPr>
       <w:r>
-        <w:t>Although the MVP is scoped to a single product category (food), the system is architected so that category-specific behavior ingredients, harm rules, and alternatives is driven by data and configuration rather than hard-coded logic. This means additional categories (e.g., cosmetics, spices as a flagship sub-case) and additional languages can be added later without redesigning the core extraction, classification, or alternatives modules.</w:t>
+        <w:t xml:space="preserve">Although the MVP is scoped to a single product category (food), the system is architected so that category-specific </w:t>
+      </w:r>
+      <w:proofErr w:type="spellStart"/>
+      <w:r>
+        <w:t>behavior</w:t>
+      </w:r>
+      <w:proofErr w:type="spellEnd"/>
+      <w:r>
+        <w:t xml:space="preserve"> ingredients, harm rules, and alternatives is driven by data and configuration rather than hard-coded logic. This means additional categories (e.g., cosmetics, spices as a flagship sub-case) and additional languages can be added later without redesigning the core extraction, classification, or alternatives modules.</w:t>
       </w:r>
     </w:p>
     <w:p>
@@ -1347,7 +1385,6 @@
       </w:pPr>
       <w:bookmarkStart w:id="6" w:name="_Toc9728"/>
       <w:r>
-        <w:lastRenderedPageBreak/>
         <w:t>MVP Scope</w:t>
       </w:r>
       <w:bookmarkEnd w:id="6"/>
@@ -1480,7 +1517,15 @@
         <w:ind w:right="1020" w:hanging="218"/>
       </w:pPr>
       <w:r>
-        <w:t>FSSAI license number lookup and verification (FoSCoS integration).</w:t>
+        <w:t>FSSAI license number lookup and verification (</w:t>
+      </w:r>
+      <w:proofErr w:type="spellStart"/>
+      <w:r>
+        <w:t>FoSCoS</w:t>
+      </w:r>
+      <w:proofErr w:type="spellEnd"/>
+      <w:r>
+        <w:t xml:space="preserve"> integration).</w:t>
       </w:r>
     </w:p>
     <w:p>
@@ -1694,6 +1739,7 @@
               <w:jc w:val="left"/>
             </w:pPr>
             <w:r>
+              <w:lastRenderedPageBreak/>
               <w:t>FR-2</w:t>
             </w:r>
           </w:p>
@@ -2324,7 +2370,6 @@
               <w:jc w:val="left"/>
             </w:pPr>
             <w:r>
-              <w:lastRenderedPageBreak/>
               <w:t>FR-11</w:t>
             </w:r>
           </w:p>
@@ -3026,7 +3071,15 @@
               <w:jc w:val="left"/>
             </w:pPr>
             <w:r>
-              <w:t>Scalability &amp; Exten-</w:t>
+              <w:t xml:space="preserve">Scalability &amp; </w:t>
+            </w:r>
+            <w:proofErr w:type="spellStart"/>
+            <w:r>
+              <w:t>Exten</w:t>
+            </w:r>
+            <w:proofErr w:type="spellEnd"/>
+            <w:r>
+              <w:t>-</w:t>
             </w:r>
           </w:p>
           <w:p>
@@ -3035,9 +3088,11 @@
               <w:ind w:left="0" w:firstLine="0"/>
               <w:jc w:val="left"/>
             </w:pPr>
+            <w:proofErr w:type="spellStart"/>
             <w:r>
               <w:t>sibility</w:t>
             </w:r>
+            <w:proofErr w:type="spellEnd"/>
           </w:p>
         </w:tc>
         <w:tc>
@@ -3137,9 +3192,11 @@
               <w:ind w:left="0" w:firstLine="0"/>
               <w:jc w:val="left"/>
             </w:pPr>
+            <w:proofErr w:type="spellStart"/>
             <w:r>
               <w:t>bility</w:t>
             </w:r>
+            <w:proofErr w:type="spellEnd"/>
           </w:p>
         </w:tc>
         <w:tc>
@@ -3184,6 +3241,7 @@
               <w:jc w:val="left"/>
             </w:pPr>
             <w:r>
+              <w:lastRenderedPageBreak/>
               <w:t>Data Integrity</w:t>
             </w:r>
           </w:p>
@@ -3319,56 +3377,9 @@
       </w:pPr>
       <w:bookmarkStart w:id="11" w:name="_Toc9733"/>
       <w:r>
-        <w:lastRenderedPageBreak/>
         <w:t>System Architecture</w:t>
       </w:r>
       <w:bookmarkEnd w:id="11"/>
-    </w:p>
-    <w:p>
-      <w:pPr>
-        <w:spacing w:after="270"/>
-        <w:ind w:left="0" w:right="1020" w:firstLine="0"/>
-      </w:pPr>
-      <w:r>
-        <w:rPr>
-          <w:noProof/>
-        </w:rPr>
-        <w:drawing>
-          <wp:inline distT="0" distB="0" distL="0" distR="0" wp14:anchorId="48FDB3D3" wp14:editId="347BABC0">
-            <wp:extent cx="6162040" cy="3297555"/>
-            <wp:effectExtent l="0" t="0" r="0" b="0"/>
-            <wp:docPr id="1219832362" name="Picture 1" descr="A diagram of a computer&#10;&#10;Description automatically generated"/>
-            <wp:cNvGraphicFramePr>
-              <a:graphicFrameLocks xmlns:a="http://schemas.openxmlformats.org/drawingml/2006/main" noChangeAspect="1"/>
-            </wp:cNvGraphicFramePr>
-            <a:graphic xmlns:a="http://schemas.openxmlformats.org/drawingml/2006/main">
-              <a:graphicData uri="http://schemas.openxmlformats.org/drawingml/2006/picture">
-                <pic:pic xmlns:pic="http://schemas.openxmlformats.org/drawingml/2006/picture">
-                  <pic:nvPicPr>
-                    <pic:cNvPr id="1219832362" name="Picture 1" descr="A diagram of a computer&#10;&#10;Description automatically generated"/>
-                    <pic:cNvPicPr/>
-                  </pic:nvPicPr>
-                  <pic:blipFill>
-                    <a:blip r:embed="rId9"/>
-                    <a:stretch>
-                      <a:fillRect/>
-                    </a:stretch>
-                  </pic:blipFill>
-                  <pic:spPr>
-                    <a:xfrm>
-                      <a:off x="0" y="0"/>
-                      <a:ext cx="6179867" cy="3307095"/>
-                    </a:xfrm>
-                    <a:prstGeom prst="rect">
-                      <a:avLst/>
-                    </a:prstGeom>
-                  </pic:spPr>
-                </pic:pic>
-              </a:graphicData>
-            </a:graphic>
-          </wp:inline>
-        </w:drawing>
-      </w:r>
     </w:p>
     <w:p>
       <w:pPr>
@@ -3535,7 +3546,7 @@
               </wp:inline>
             </w:drawing>
           </mc:Choice>
-          <mc:Fallback xmlns:a="http://schemas.openxmlformats.org/drawingml/2006/main">
+          <mc:Fallback xmlns:a="http://schemas.openxmlformats.org/drawingml/2006/main" xmlns:w16sdtfl="http://schemas.microsoft.com/office/word/2024/wordml/sdtformatlock">
             <w:pict>
               <v:group id="Group 8145" style="width:397.467pt;height:0.873pt;mso-position-horizontal-relative:char;mso-position-vertical-relative:line" coordsize="50478,110">
                 <v:shape id="Shape 416" style="position:absolute;width:50478;height:0;left:0;top:0;" coordsize="5047831,0" path="m0,0l5047831,0">
@@ -3648,7 +3659,7 @@
               </wp:inline>
             </w:drawing>
           </mc:Choice>
-          <mc:Fallback xmlns:a="http://schemas.openxmlformats.org/drawingml/2006/main">
+          <mc:Fallback xmlns:a="http://schemas.openxmlformats.org/drawingml/2006/main" xmlns:w16sdtfl="http://schemas.microsoft.com/office/word/2024/wordml/sdtformatlock">
             <w:pict>
               <v:group id="Group 8146" style="width:397.467pt;height:0.545pt;mso-position-horizontal-relative:char;mso-position-vertical-relative:line" coordsize="50478,69">
                 <v:shape id="Shape 418" style="position:absolute;width:50478;height:0;left:0;top:0;" coordsize="5047831,0" path="m0,0l5047831,0">
@@ -3715,7 +3726,15 @@
         <w:ind w:left="2828" w:right="1020"/>
       </w:pPr>
       <w:r>
-        <w:t>Python/FastAPI)</w:t>
+        <w:t>Python/</w:t>
+      </w:r>
+      <w:proofErr w:type="spellStart"/>
+      <w:r>
+        <w:t>FastAPI</w:t>
+      </w:r>
+      <w:proofErr w:type="spellEnd"/>
+      <w:r>
+        <w:t>)</w:t>
       </w:r>
     </w:p>
     <w:p>
@@ -3870,7 +3889,15 @@
               <w:jc w:val="left"/>
             </w:pPr>
             <w:r>
-              <w:t>Lightweight job queue for extraction calls (e.g., BullMQ or Celery)</w:t>
+              <w:t xml:space="preserve">Lightweight job queue for extraction calls (e.g., </w:t>
+            </w:r>
+            <w:proofErr w:type="spellStart"/>
+            <w:r>
+              <w:t>BullMQ</w:t>
+            </w:r>
+            <w:proofErr w:type="spellEnd"/>
+            <w:r>
+              <w:t xml:space="preserve"> or Celery)</w:t>
             </w:r>
           </w:p>
         </w:tc>
@@ -3896,7 +3923,6 @@
               <w:jc w:val="left"/>
             </w:pPr>
             <w:r>
-              <w:lastRenderedPageBreak/>
               <w:t>Frontend</w:t>
             </w:r>
           </w:p>
@@ -4024,6 +4050,7 @@
         <w:ind w:right="1020" w:hanging="218"/>
       </w:pPr>
       <w:r>
+        <w:lastRenderedPageBreak/>
         <w:t>Existing ML-ready datasets (e.g., Kaggle ingredient/allergen datasets) — used to bootstrap the classification schema before refinement with India-specific data.</w:t>
       </w:r>
     </w:p>
@@ -4071,7 +4098,20 @@
         <w:ind w:right="1020" w:hanging="218"/>
       </w:pPr>
       <w:r>
-        <w:t>Unbranded/local products with no ingredient list still return a useful, clearly-labeled generic risk profile.</w:t>
+        <w:t xml:space="preserve">Unbranded/local products with no ingredient list still return a useful, </w:t>
+      </w:r>
+      <w:proofErr w:type="gramStart"/>
+      <w:r>
+        <w:t>clearly-</w:t>
+      </w:r>
+      <w:proofErr w:type="spellStart"/>
+      <w:r>
+        <w:t>labeled</w:t>
+      </w:r>
+      <w:proofErr w:type="spellEnd"/>
+      <w:proofErr w:type="gramEnd"/>
+      <w:r>
+        <w:t xml:space="preserve"> generic risk profile.</w:t>
       </w:r>
     </w:p>
     <w:p>
@@ -4115,13 +4155,21 @@
         <w:ind w:left="10" w:right="1020"/>
       </w:pPr>
       <w:r>
-        <w:t>The Ingredient Scanner App addresses a genuine and documented gap in the Indian consumer product market: the absence of a scanning tool built around Indian labeling realities, regulatory standards, and the prevalence of unbranded local products. By scoping the MVP to a single, well-defined category while architecting the system to be data-driven and extensible, this project is achievable within a one-semester timeline for a team of 2–3, while laying a credible foundation for future expansion into additional product categories and markets.</w:t>
+        <w:t xml:space="preserve">The Ingredient Scanner App addresses a genuine and documented gap in the Indian consumer product market: the absence of a scanning tool built around Indian </w:t>
+      </w:r>
+      <w:proofErr w:type="spellStart"/>
+      <w:r>
+        <w:t>labeling</w:t>
+      </w:r>
+      <w:proofErr w:type="spellEnd"/>
+      <w:r>
+        <w:t xml:space="preserve"> realities, regulatory standards, and the prevalence of unbranded local products. By scoping the MVP to a single, well-defined category while architecting the system to be data-driven and extensible, this project is achievable within a one-semester timeline for a team of 2–3, while laying a credible foundation for future expansion into additional product categories and markets.</w:t>
       </w:r>
     </w:p>
     <w:sectPr>
-      <w:footerReference w:type="even" r:id="rId10"/>
-      <w:footerReference w:type="default" r:id="rId11"/>
-      <w:footerReference w:type="first" r:id="rId12"/>
+      <w:footerReference w:type="even" r:id="rId8"/>
+      <w:footerReference w:type="default" r:id="rId9"/>
+      <w:footerReference w:type="first" r:id="rId10"/>
       <w:pgSz w:w="11906" w:h="16838"/>
       <w:pgMar w:top="1449" w:right="405" w:bottom="1384" w:left="1440" w:header="720" w:footer="720" w:gutter="0"/>
       <w:pgNumType w:start="0"/>
@@ -4133,7 +4181,7 @@
 </file>
 
 <file path=word/endnotes.xml><?xml version="1.0" encoding="utf-8"?>
-<w:endnotes xmlns:wpc="http://schemas.microsoft.com/office/word/2010/wordprocessingCanvas" xmlns:cx="http://schemas.microsoft.com/office/drawing/2014/chartex" xmlns:cx1="http://schemas.microsoft.com/office/drawing/2015/9/8/chartex" xmlns:cx2="http://schemas.microsoft.com/office/drawing/2015/10/21/chartex" xmlns:cx3="http://schemas.microsoft.com/office/drawing/2016/5/9/chartex" xmlns:cx4="http://schemas.microsoft.com/office/drawing/2016/5/10/chartex" xmlns:cx5="http://schemas.microsoft.com/office/drawing/2016/5/11/chartex" xmlns:cx6="http://schemas.microsoft.com/office/drawing/2016/5/12/chartex" xmlns:cx7="http://schemas.microsoft.com/office/drawing/2016/5/13/chartex" xmlns:cx8="http://schemas.microsoft.com/office/drawing/2016/5/14/chartex" xmlns:mc="http://schemas.openxmlformats.org/markup-compatibility/2006" xmlns:aink="http://schemas.microsoft.com/office/drawing/2016/ink" xmlns:am3d="http://schemas.microsoft.com/office/drawing/2017/model3d" xmlns:o="urn:schemas-microsoft-com:office:office" xmlns:oel="http://schemas.microsoft.com/office/2019/extlst" xmlns:r="http://schemas.openxmlformats.org/officeDocument/2006/relationships" xmlns:m="http://schemas.openxmlformats.org/officeDocument/2006/math" xmlns:v="urn:schemas-microsoft-com:vml" xmlns:wp14="http://schemas.microsoft.com/office/word/2010/wordprocessingDrawing" xmlns:wp="http://schemas.openxmlformats.org/drawingml/2006/wordprocessingDrawing" xmlns:w10="urn:schemas-microsoft-com:office:word" xmlns:w="http://schemas.openxmlformats.org/wordprocessingml/2006/main" xmlns:w14="http://schemas.microsoft.com/office/word/2010/wordml" xmlns:w15="http://schemas.microsoft.com/office/word/2012/wordml" xmlns:w16cex="http://schemas.microsoft.com/office/word/2018/wordml/cex" xmlns:w16cid="http://schemas.microsoft.com/office/word/2016/wordml/cid" xmlns:w16="http://schemas.microsoft.com/office/word/2018/wordml" xmlns:w16du="http://schemas.microsoft.com/office/word/2023/wordml/word16du" xmlns:w16sdtdh="http://schemas.microsoft.com/office/word/2020/wordml/sdtdatahash" xmlns:w16sdtfl="http://schemas.microsoft.com/office/word/2024/wordml/sdtformatlock" xmlns:w16se="http://schemas.microsoft.com/office/word/2015/wordml/symex" xmlns:wpg="http://schemas.microsoft.com/office/word/2010/wordprocessingGroup" xmlns:wpi="http://schemas.microsoft.com/office/word/2010/wordprocessingInk" xmlns:wne="http://schemas.microsoft.com/office/word/2006/wordml" xmlns:wps="http://schemas.microsoft.com/office/word/2010/wordprocessingShape" mc:Ignorable="w14 w15 w16se w16cid w16 w16cex w16sdtdh w16sdtfl w16du wp14">
+<w:endnotes xmlns:wpc="http://schemas.microsoft.com/office/word/2010/wordprocessingCanvas" xmlns:cx="http://schemas.microsoft.com/office/drawing/2014/chartex" xmlns:cx1="http://schemas.microsoft.com/office/drawing/2015/9/8/chartex" xmlns:cx2="http://schemas.microsoft.com/office/drawing/2015/10/21/chartex" xmlns:cx3="http://schemas.microsoft.com/office/drawing/2016/5/9/chartex" xmlns:cx4="http://schemas.microsoft.com/office/drawing/2016/5/10/chartex" xmlns:cx5="http://schemas.microsoft.com/office/drawing/2016/5/11/chartex" xmlns:cx6="http://schemas.microsoft.com/office/drawing/2016/5/12/chartex" xmlns:cx7="http://schemas.microsoft.com/office/drawing/2016/5/13/chartex" xmlns:cx8="http://schemas.microsoft.com/office/drawing/2016/5/14/chartex" xmlns:mc="http://schemas.openxmlformats.org/markup-compatibility/2006" xmlns:aink="http://schemas.microsoft.com/office/drawing/2016/ink" xmlns:am3d="http://schemas.microsoft.com/office/drawing/2017/model3d" xmlns:o="urn:schemas-microsoft-com:office:office" xmlns:oel="http://schemas.microsoft.com/office/2019/extlst" xmlns:r="http://schemas.openxmlformats.org/officeDocument/2006/relationships" xmlns:m="http://schemas.openxmlformats.org/officeDocument/2006/math" xmlns:v="urn:schemas-microsoft-com:vml" xmlns:wp14="http://schemas.microsoft.com/office/word/2010/wordprocessingDrawing" xmlns:wp="http://schemas.openxmlformats.org/drawingml/2006/wordprocessingDrawing" xmlns:w10="urn:schemas-microsoft-com:office:word" xmlns:w="http://schemas.openxmlformats.org/wordprocessingml/2006/main" xmlns:w14="http://schemas.microsoft.com/office/word/2010/wordml" xmlns:w15="http://schemas.microsoft.com/office/word/2012/wordml" xmlns:w16cex="http://schemas.microsoft.com/office/word/2018/wordml/cex" xmlns:w16cid="http://schemas.microsoft.com/office/word/2016/wordml/cid" xmlns:w16="http://schemas.microsoft.com/office/word/2018/wordml" xmlns:w16du="http://schemas.microsoft.com/office/word/2023/wordml/word16du" xmlns:w16sdtdh="http://schemas.microsoft.com/office/word/2020/wordml/sdtdatahash" xmlns:w16se="http://schemas.microsoft.com/office/word/2015/wordml/symex" xmlns:wpg="http://schemas.microsoft.com/office/word/2010/wordprocessingGroup" xmlns:wpi="http://schemas.microsoft.com/office/word/2010/wordprocessingInk" xmlns:wne="http://schemas.microsoft.com/office/word/2006/wordml" xmlns:wps="http://schemas.microsoft.com/office/word/2010/wordprocessingShape" mc:Ignorable="w14 w15 w16se w16cid w16 w16cex w16sdtdh wp14">
   <w:endnote w:type="separator" w:id="-1">
     <w:p>
       <w:pPr>
@@ -4158,7 +4206,7 @@
 </file>
 
 <file path=word/footer1.xml><?xml version="1.0" encoding="utf-8"?>
-<w:ftr xmlns:wpc="http://schemas.microsoft.com/office/word/2010/wordprocessingCanvas" xmlns:cx="http://schemas.microsoft.com/office/drawing/2014/chartex" xmlns:cx1="http://schemas.microsoft.com/office/drawing/2015/9/8/chartex" xmlns:cx2="http://schemas.microsoft.com/office/drawing/2015/10/21/chartex" xmlns:cx3="http://schemas.microsoft.com/office/drawing/2016/5/9/chartex" xmlns:cx4="http://schemas.microsoft.com/office/drawing/2016/5/10/chartex" xmlns:cx5="http://schemas.microsoft.com/office/drawing/2016/5/11/chartex" xmlns:cx6="http://schemas.microsoft.com/office/drawing/2016/5/12/chartex" xmlns:cx7="http://schemas.microsoft.com/office/drawing/2016/5/13/chartex" xmlns:cx8="http://schemas.microsoft.com/office/drawing/2016/5/14/chartex" xmlns:mc="http://schemas.openxmlformats.org/markup-compatibility/2006" xmlns:aink="http://schemas.microsoft.com/office/drawing/2016/ink" xmlns:am3d="http://schemas.microsoft.com/office/drawing/2017/model3d" xmlns:o="urn:schemas-microsoft-com:office:office" xmlns:oel="http://schemas.microsoft.com/office/2019/extlst" xmlns:r="http://schemas.openxmlformats.org/officeDocument/2006/relationships" xmlns:m="http://schemas.openxmlformats.org/officeDocument/2006/math" xmlns:v="urn:schemas-microsoft-com:vml" xmlns:wp14="http://schemas.microsoft.com/office/word/2010/wordprocessingDrawing" xmlns:wp="http://schemas.openxmlformats.org/drawingml/2006/wordprocessingDrawing" xmlns:w10="urn:schemas-microsoft-com:office:word" xmlns:w="http://schemas.openxmlformats.org/wordprocessingml/2006/main" xmlns:w14="http://schemas.microsoft.com/office/word/2010/wordml" xmlns:w15="http://schemas.microsoft.com/office/word/2012/wordml" xmlns:w16cex="http://schemas.microsoft.com/office/word/2018/wordml/cex" xmlns:w16cid="http://schemas.microsoft.com/office/word/2016/wordml/cid" xmlns:w16="http://schemas.microsoft.com/office/word/2018/wordml" xmlns:w16du="http://schemas.microsoft.com/office/word/2023/wordml/word16du" xmlns:w16sdtdh="http://schemas.microsoft.com/office/word/2020/wordml/sdtdatahash" xmlns:w16sdtfl="http://schemas.microsoft.com/office/word/2024/wordml/sdtformatlock" xmlns:w16se="http://schemas.microsoft.com/office/word/2015/wordml/symex" xmlns:wpg="http://schemas.microsoft.com/office/word/2010/wordprocessingGroup" xmlns:wpi="http://schemas.microsoft.com/office/word/2010/wordprocessingInk" xmlns:wne="http://schemas.microsoft.com/office/word/2006/wordml" xmlns:wps="http://schemas.microsoft.com/office/word/2010/wordprocessingShape" mc:Ignorable="w14 w15 w16se w16cid w16 w16cex w16sdtdh w16sdtfl w16du wp14">
+<w:ftr xmlns:wpc="http://schemas.microsoft.com/office/word/2010/wordprocessingCanvas" xmlns:cx="http://schemas.microsoft.com/office/drawing/2014/chartex" xmlns:cx1="http://schemas.microsoft.com/office/drawing/2015/9/8/chartex" xmlns:cx2="http://schemas.microsoft.com/office/drawing/2015/10/21/chartex" xmlns:cx3="http://schemas.microsoft.com/office/drawing/2016/5/9/chartex" xmlns:cx4="http://schemas.microsoft.com/office/drawing/2016/5/10/chartex" xmlns:cx5="http://schemas.microsoft.com/office/drawing/2016/5/11/chartex" xmlns:cx6="http://schemas.microsoft.com/office/drawing/2016/5/12/chartex" xmlns:cx7="http://schemas.microsoft.com/office/drawing/2016/5/13/chartex" xmlns:cx8="http://schemas.microsoft.com/office/drawing/2016/5/14/chartex" xmlns:mc="http://schemas.openxmlformats.org/markup-compatibility/2006" xmlns:aink="http://schemas.microsoft.com/office/drawing/2016/ink" xmlns:am3d="http://schemas.microsoft.com/office/drawing/2017/model3d" xmlns:o="urn:schemas-microsoft-com:office:office" xmlns:oel="http://schemas.microsoft.com/office/2019/extlst" xmlns:r="http://schemas.openxmlformats.org/officeDocument/2006/relationships" xmlns:m="http://schemas.openxmlformats.org/officeDocument/2006/math" xmlns:v="urn:schemas-microsoft-com:vml" xmlns:wp14="http://schemas.microsoft.com/office/word/2010/wordprocessingDrawing" xmlns:wp="http://schemas.openxmlformats.org/drawingml/2006/wordprocessingDrawing" xmlns:w10="urn:schemas-microsoft-com:office:word" xmlns:w="http://schemas.openxmlformats.org/wordprocessingml/2006/main" xmlns:w14="http://schemas.microsoft.com/office/word/2010/wordml" xmlns:w15="http://schemas.microsoft.com/office/word/2012/wordml" xmlns:w16cex="http://schemas.microsoft.com/office/word/2018/wordml/cex" xmlns:w16cid="http://schemas.microsoft.com/office/word/2016/wordml/cid" xmlns:w16="http://schemas.microsoft.com/office/word/2018/wordml" xmlns:w16du="http://schemas.microsoft.com/office/word/2023/wordml/word16du" xmlns:w16sdtdh="http://schemas.microsoft.com/office/word/2020/wordml/sdtdatahash" xmlns:w16se="http://schemas.microsoft.com/office/word/2015/wordml/symex" xmlns:wpg="http://schemas.microsoft.com/office/word/2010/wordprocessingGroup" xmlns:wpi="http://schemas.microsoft.com/office/word/2010/wordprocessingInk" xmlns:wne="http://schemas.microsoft.com/office/word/2006/wordml" xmlns:wps="http://schemas.microsoft.com/office/word/2010/wordprocessingShape" mc:Ignorable="w14 w15 w16se w16cid w16 w16cex w16sdtdh wp14">
   <w:p>
     <w:pPr>
       <w:tabs>
@@ -4214,7 +4262,7 @@
 </file>
 
 <file path=word/footer2.xml><?xml version="1.0" encoding="utf-8"?>
-<w:ftr xmlns:wpc="http://schemas.microsoft.com/office/word/2010/wordprocessingCanvas" xmlns:cx="http://schemas.microsoft.com/office/drawing/2014/chartex" xmlns:cx1="http://schemas.microsoft.com/office/drawing/2015/9/8/chartex" xmlns:cx2="http://schemas.microsoft.com/office/drawing/2015/10/21/chartex" xmlns:cx3="http://schemas.microsoft.com/office/drawing/2016/5/9/chartex" xmlns:cx4="http://schemas.microsoft.com/office/drawing/2016/5/10/chartex" xmlns:cx5="http://schemas.microsoft.com/office/drawing/2016/5/11/chartex" xmlns:cx6="http://schemas.microsoft.com/office/drawing/2016/5/12/chartex" xmlns:cx7="http://schemas.microsoft.com/office/drawing/2016/5/13/chartex" xmlns:cx8="http://schemas.microsoft.com/office/drawing/2016/5/14/chartex" xmlns:mc="http://schemas.openxmlformats.org/markup-compatibility/2006" xmlns:aink="http://schemas.microsoft.com/office/drawing/2016/ink" xmlns:am3d="http://schemas.microsoft.com/office/drawing/2017/model3d" xmlns:o="urn:schemas-microsoft-com:office:office" xmlns:oel="http://schemas.microsoft.com/office/2019/extlst" xmlns:r="http://schemas.openxmlformats.org/officeDocument/2006/relationships" xmlns:m="http://schemas.openxmlformats.org/officeDocument/2006/math" xmlns:v="urn:schemas-microsoft-com:vml" xmlns:wp14="http://schemas.microsoft.com/office/word/2010/wordprocessingDrawing" xmlns:wp="http://schemas.openxmlformats.org/drawingml/2006/wordprocessingDrawing" xmlns:w10="urn:schemas-microsoft-com:office:word" xmlns:w="http://schemas.openxmlformats.org/wordprocessingml/2006/main" xmlns:w14="http://schemas.microsoft.com/office/word/2010/wordml" xmlns:w15="http://schemas.microsoft.com/office/word/2012/wordml" xmlns:w16cex="http://schemas.microsoft.com/office/word/2018/wordml/cex" xmlns:w16cid="http://schemas.microsoft.com/office/word/2016/wordml/cid" xmlns:w16="http://schemas.microsoft.com/office/word/2018/wordml" xmlns:w16du="http://schemas.microsoft.com/office/word/2023/wordml/word16du" xmlns:w16sdtdh="http://schemas.microsoft.com/office/word/2020/wordml/sdtdatahash" xmlns:w16sdtfl="http://schemas.microsoft.com/office/word/2024/wordml/sdtformatlock" xmlns:w16se="http://schemas.microsoft.com/office/word/2015/wordml/symex" xmlns:wpg="http://schemas.microsoft.com/office/word/2010/wordprocessingGroup" xmlns:wpi="http://schemas.microsoft.com/office/word/2010/wordprocessingInk" xmlns:wne="http://schemas.microsoft.com/office/word/2006/wordml" xmlns:wps="http://schemas.microsoft.com/office/word/2010/wordprocessingShape" mc:Ignorable="w14 w15 w16se w16cid w16 w16cex w16sdtdh w16sdtfl w16du wp14">
+<w:ftr xmlns:wpc="http://schemas.microsoft.com/office/word/2010/wordprocessingCanvas" xmlns:cx="http://schemas.microsoft.com/office/drawing/2014/chartex" xmlns:cx1="http://schemas.microsoft.com/office/drawing/2015/9/8/chartex" xmlns:cx2="http://schemas.microsoft.com/office/drawing/2015/10/21/chartex" xmlns:cx3="http://schemas.microsoft.com/office/drawing/2016/5/9/chartex" xmlns:cx4="http://schemas.microsoft.com/office/drawing/2016/5/10/chartex" xmlns:cx5="http://schemas.microsoft.com/office/drawing/2016/5/11/chartex" xmlns:cx6="http://schemas.microsoft.com/office/drawing/2016/5/12/chartex" xmlns:cx7="http://schemas.microsoft.com/office/drawing/2016/5/13/chartex" xmlns:cx8="http://schemas.microsoft.com/office/drawing/2016/5/14/chartex" xmlns:mc="http://schemas.openxmlformats.org/markup-compatibility/2006" xmlns:aink="http://schemas.microsoft.com/office/drawing/2016/ink" xmlns:am3d="http://schemas.microsoft.com/office/drawing/2017/model3d" xmlns:o="urn:schemas-microsoft-com:office:office" xmlns:oel="http://schemas.microsoft.com/office/2019/extlst" xmlns:r="http://schemas.openxmlformats.org/officeDocument/2006/relationships" xmlns:m="http://schemas.openxmlformats.org/officeDocument/2006/math" xmlns:v="urn:schemas-microsoft-com:vml" xmlns:wp14="http://schemas.microsoft.com/office/word/2010/wordprocessingDrawing" xmlns:wp="http://schemas.openxmlformats.org/drawingml/2006/wordprocessingDrawing" xmlns:w10="urn:schemas-microsoft-com:office:word" xmlns:w="http://schemas.openxmlformats.org/wordprocessingml/2006/main" xmlns:w14="http://schemas.microsoft.com/office/word/2010/wordml" xmlns:w15="http://schemas.microsoft.com/office/word/2012/wordml" xmlns:w16cex="http://schemas.microsoft.com/office/word/2018/wordml/cex" xmlns:w16cid="http://schemas.microsoft.com/office/word/2016/wordml/cid" xmlns:w16="http://schemas.microsoft.com/office/word/2018/wordml" xmlns:w16du="http://schemas.microsoft.com/office/word/2023/wordml/word16du" xmlns:w16sdtdh="http://schemas.microsoft.com/office/word/2020/wordml/sdtdatahash" xmlns:w16se="http://schemas.microsoft.com/office/word/2015/wordml/symex" xmlns:wpg="http://schemas.microsoft.com/office/word/2010/wordprocessingGroup" xmlns:wpi="http://schemas.microsoft.com/office/word/2010/wordprocessingInk" xmlns:wne="http://schemas.microsoft.com/office/word/2006/wordml" xmlns:wps="http://schemas.microsoft.com/office/word/2010/wordprocessingShape" mc:Ignorable="w14 w15 w16se w16cid w16 w16cex w16sdtdh wp14">
   <w:p>
     <w:pPr>
       <w:tabs>
@@ -4270,7 +4318,7 @@
 </file>
 
 <file path=word/footer3.xml><?xml version="1.0" encoding="utf-8"?>
-<w:ftr xmlns:wpc="http://schemas.microsoft.com/office/word/2010/wordprocessingCanvas" xmlns:cx="http://schemas.microsoft.com/office/drawing/2014/chartex" xmlns:cx1="http://schemas.microsoft.com/office/drawing/2015/9/8/chartex" xmlns:cx2="http://schemas.microsoft.com/office/drawing/2015/10/21/chartex" xmlns:cx3="http://schemas.microsoft.com/office/drawing/2016/5/9/chartex" xmlns:cx4="http://schemas.microsoft.com/office/drawing/2016/5/10/chartex" xmlns:cx5="http://schemas.microsoft.com/office/drawing/2016/5/11/chartex" xmlns:cx6="http://schemas.microsoft.com/office/drawing/2016/5/12/chartex" xmlns:cx7="http://schemas.microsoft.com/office/drawing/2016/5/13/chartex" xmlns:cx8="http://schemas.microsoft.com/office/drawing/2016/5/14/chartex" xmlns:mc="http://schemas.openxmlformats.org/markup-compatibility/2006" xmlns:aink="http://schemas.microsoft.com/office/drawing/2016/ink" xmlns:am3d="http://schemas.microsoft.com/office/drawing/2017/model3d" xmlns:o="urn:schemas-microsoft-com:office:office" xmlns:oel="http://schemas.microsoft.com/office/2019/extlst" xmlns:r="http://schemas.openxmlformats.org/officeDocument/2006/relationships" xmlns:m="http://schemas.openxmlformats.org/officeDocument/2006/math" xmlns:v="urn:schemas-microsoft-com:vml" xmlns:wp14="http://schemas.microsoft.com/office/word/2010/wordprocessingDrawing" xmlns:wp="http://schemas.openxmlformats.org/drawingml/2006/wordprocessingDrawing" xmlns:w10="urn:schemas-microsoft-com:office:word" xmlns:w="http://schemas.openxmlformats.org/wordprocessingml/2006/main" xmlns:w14="http://schemas.microsoft.com/office/word/2010/wordml" xmlns:w15="http://schemas.microsoft.com/office/word/2012/wordml" xmlns:w16cex="http://schemas.microsoft.com/office/word/2018/wordml/cex" xmlns:w16cid="http://schemas.microsoft.com/office/word/2016/wordml/cid" xmlns:w16="http://schemas.microsoft.com/office/word/2018/wordml" xmlns:w16du="http://schemas.microsoft.com/office/word/2023/wordml/word16du" xmlns:w16sdtdh="http://schemas.microsoft.com/office/word/2020/wordml/sdtdatahash" xmlns:w16sdtfl="http://schemas.microsoft.com/office/word/2024/wordml/sdtformatlock" xmlns:w16se="http://schemas.microsoft.com/office/word/2015/wordml/symex" xmlns:wpg="http://schemas.microsoft.com/office/word/2010/wordprocessingGroup" xmlns:wpi="http://schemas.microsoft.com/office/word/2010/wordprocessingInk" xmlns:wne="http://schemas.microsoft.com/office/word/2006/wordml" xmlns:wps="http://schemas.microsoft.com/office/word/2010/wordprocessingShape" mc:Ignorable="w14 w15 w16se w16cid w16 w16cex w16sdtdh w16sdtfl w16du wp14">
+<w:ftr xmlns:wpc="http://schemas.microsoft.com/office/word/2010/wordprocessingCanvas" xmlns:cx="http://schemas.microsoft.com/office/drawing/2014/chartex" xmlns:cx1="http://schemas.microsoft.com/office/drawing/2015/9/8/chartex" xmlns:cx2="http://schemas.microsoft.com/office/drawing/2015/10/21/chartex" xmlns:cx3="http://schemas.microsoft.com/office/drawing/2016/5/9/chartex" xmlns:cx4="http://schemas.microsoft.com/office/drawing/2016/5/10/chartex" xmlns:cx5="http://schemas.microsoft.com/office/drawing/2016/5/11/chartex" xmlns:cx6="http://schemas.microsoft.com/office/drawing/2016/5/12/chartex" xmlns:cx7="http://schemas.microsoft.com/office/drawing/2016/5/13/chartex" xmlns:cx8="http://schemas.microsoft.com/office/drawing/2016/5/14/chartex" xmlns:mc="http://schemas.openxmlformats.org/markup-compatibility/2006" xmlns:aink="http://schemas.microsoft.com/office/drawing/2016/ink" xmlns:am3d="http://schemas.microsoft.com/office/drawing/2017/model3d" xmlns:o="urn:schemas-microsoft-com:office:office" xmlns:oel="http://schemas.microsoft.com/office/2019/extlst" xmlns:r="http://schemas.openxmlformats.org/officeDocument/2006/relationships" xmlns:m="http://schemas.openxmlformats.org/officeDocument/2006/math" xmlns:v="urn:schemas-microsoft-com:vml" xmlns:wp14="http://schemas.microsoft.com/office/word/2010/wordprocessingDrawing" xmlns:wp="http://schemas.openxmlformats.org/drawingml/2006/wordprocessingDrawing" xmlns:w10="urn:schemas-microsoft-com:office:word" xmlns:w="http://schemas.openxmlformats.org/wordprocessingml/2006/main" xmlns:w14="http://schemas.microsoft.com/office/word/2010/wordml" xmlns:w15="http://schemas.microsoft.com/office/word/2012/wordml" xmlns:w16cex="http://schemas.microsoft.com/office/word/2018/wordml/cex" xmlns:w16cid="http://schemas.microsoft.com/office/word/2016/wordml/cid" xmlns:w16="http://schemas.microsoft.com/office/word/2018/wordml" xmlns:w16du="http://schemas.microsoft.com/office/word/2023/wordml/word16du" xmlns:w16sdtdh="http://schemas.microsoft.com/office/word/2020/wordml/sdtdatahash" xmlns:w16se="http://schemas.microsoft.com/office/word/2015/wordml/symex" xmlns:wpg="http://schemas.microsoft.com/office/word/2010/wordprocessingGroup" xmlns:wpi="http://schemas.microsoft.com/office/word/2010/wordprocessingInk" xmlns:wne="http://schemas.microsoft.com/office/word/2006/wordml" xmlns:wps="http://schemas.microsoft.com/office/word/2010/wordprocessingShape" mc:Ignorable="w14 w15 w16se w16cid w16 w16cex w16sdtdh wp14">
   <w:p>
     <w:pPr>
       <w:spacing w:after="160" w:line="259" w:lineRule="auto"/>
@@ -4282,7 +4330,7 @@
 </file>
 
 <file path=word/footnotes.xml><?xml version="1.0" encoding="utf-8"?>
-<w:footnotes xmlns:wpc="http://schemas.microsoft.com/office/word/2010/wordprocessingCanvas" xmlns:cx="http://schemas.microsoft.com/office/drawing/2014/chartex" xmlns:cx1="http://schemas.microsoft.com/office/drawing/2015/9/8/chartex" xmlns:cx2="http://schemas.microsoft.com/office/drawing/2015/10/21/chartex" xmlns:cx3="http://schemas.microsoft.com/office/drawing/2016/5/9/chartex" xmlns:cx4="http://schemas.microsoft.com/office/drawing/2016/5/10/chartex" xmlns:cx5="http://schemas.microsoft.com/office/drawing/2016/5/11/chartex" xmlns:cx6="http://schemas.microsoft.com/office/drawing/2016/5/12/chartex" xmlns:cx7="http://schemas.microsoft.com/office/drawing/2016/5/13/chartex" xmlns:cx8="http://schemas.microsoft.com/office/drawing/2016/5/14/chartex" xmlns:mc="http://schemas.openxmlformats.org/markup-compatibility/2006" xmlns:aink="http://schemas.microsoft.com/office/drawing/2016/ink" xmlns:am3d="http://schemas.microsoft.com/office/drawing/2017/model3d" xmlns:o="urn:schemas-microsoft-com:office:office" xmlns:oel="http://schemas.microsoft.com/office/2019/extlst" xmlns:r="http://schemas.openxmlformats.org/officeDocument/2006/relationships" xmlns:m="http://schemas.openxmlformats.org/officeDocument/2006/math" xmlns:v="urn:schemas-microsoft-com:vml" xmlns:wp14="http://schemas.microsoft.com/office/word/2010/wordprocessingDrawing" xmlns:wp="http://schemas.openxmlformats.org/drawingml/2006/wordprocessingDrawing" xmlns:w10="urn:schemas-microsoft-com:office:word" xmlns:w="http://schemas.openxmlformats.org/wordprocessingml/2006/main" xmlns:w14="http://schemas.microsoft.com/office/word/2010/wordml" xmlns:w15="http://schemas.microsoft.com/office/word/2012/wordml" xmlns:w16cex="http://schemas.microsoft.com/office/word/2018/wordml/cex" xmlns:w16cid="http://schemas.microsoft.com/office/word/2016/wordml/cid" xmlns:w16="http://schemas.microsoft.com/office/word/2018/wordml" xmlns:w16du="http://schemas.microsoft.com/office/word/2023/wordml/word16du" xmlns:w16sdtdh="http://schemas.microsoft.com/office/word/2020/wordml/sdtdatahash" xmlns:w16sdtfl="http://schemas.microsoft.com/office/word/2024/wordml/sdtformatlock" xmlns:w16se="http://schemas.microsoft.com/office/word/2015/wordml/symex" xmlns:wpg="http://schemas.microsoft.com/office/word/2010/wordprocessingGroup" xmlns:wpi="http://schemas.microsoft.com/office/word/2010/wordprocessingInk" xmlns:wne="http://schemas.microsoft.com/office/word/2006/wordml" xmlns:wps="http://schemas.microsoft.com/office/word/2010/wordprocessingShape" mc:Ignorable="w14 w15 w16se w16cid w16 w16cex w16sdtdh w16sdtfl w16du wp14">
+<w:footnotes xmlns:wpc="http://schemas.microsoft.com/office/word/2010/wordprocessingCanvas" xmlns:cx="http://schemas.microsoft.com/office/drawing/2014/chartex" xmlns:cx1="http://schemas.microsoft.com/office/drawing/2015/9/8/chartex" xmlns:cx2="http://schemas.microsoft.com/office/drawing/2015/10/21/chartex" xmlns:cx3="http://schemas.microsoft.com/office/drawing/2016/5/9/chartex" xmlns:cx4="http://schemas.microsoft.com/office/drawing/2016/5/10/chartex" xmlns:cx5="http://schemas.microsoft.com/office/drawing/2016/5/11/chartex" xmlns:cx6="http://schemas.microsoft.com/office/drawing/2016/5/12/chartex" xmlns:cx7="http://schemas.microsoft.com/office/drawing/2016/5/13/chartex" xmlns:cx8="http://schemas.microsoft.com/office/drawing/2016/5/14/chartex" xmlns:mc="http://schemas.openxmlformats.org/markup-compatibility/2006" xmlns:aink="http://schemas.microsoft.com/office/drawing/2016/ink" xmlns:am3d="http://schemas.microsoft.com/office/drawing/2017/model3d" xmlns:o="urn:schemas-microsoft-com:office:office" xmlns:oel="http://schemas.microsoft.com/office/2019/extlst" xmlns:r="http://schemas.openxmlformats.org/officeDocument/2006/relationships" xmlns:m="http://schemas.openxmlformats.org/officeDocument/2006/math" xmlns:v="urn:schemas-microsoft-com:vml" xmlns:wp14="http://schemas.microsoft.com/office/word/2010/wordprocessingDrawing" xmlns:wp="http://schemas.openxmlformats.org/drawingml/2006/wordprocessingDrawing" xmlns:w10="urn:schemas-microsoft-com:office:word" xmlns:w="http://schemas.openxmlformats.org/wordprocessingml/2006/main" xmlns:w14="http://schemas.microsoft.com/office/word/2010/wordml" xmlns:w15="http://schemas.microsoft.com/office/word/2012/wordml" xmlns:w16cex="http://schemas.microsoft.com/office/word/2018/wordml/cex" xmlns:w16cid="http://schemas.microsoft.com/office/word/2016/wordml/cid" xmlns:w16="http://schemas.microsoft.com/office/word/2018/wordml" xmlns:w16du="http://schemas.microsoft.com/office/word/2023/wordml/word16du" xmlns:w16sdtdh="http://schemas.microsoft.com/office/word/2020/wordml/sdtdatahash" xmlns:w16se="http://schemas.microsoft.com/office/word/2015/wordml/symex" xmlns:wpg="http://schemas.microsoft.com/office/word/2010/wordprocessingGroup" xmlns:wpi="http://schemas.microsoft.com/office/word/2010/wordprocessingInk" xmlns:wne="http://schemas.microsoft.com/office/word/2006/wordml" xmlns:wps="http://schemas.microsoft.com/office/word/2010/wordprocessingShape" mc:Ignorable="w14 w15 w16se w16cid w16 w16cex w16sdtdh wp14">
   <w:footnote w:type="separator" w:id="-1">
     <w:p>
       <w:pPr>
@@ -4307,7 +4355,7 @@
 </file>
 
 <file path=word/numbering.xml><?xml version="1.0" encoding="utf-8"?>
-<w:numbering xmlns:wpc="http://schemas.microsoft.com/office/word/2010/wordprocessingCanvas" xmlns:cx="http://schemas.microsoft.com/office/drawing/2014/chartex" xmlns:cx1="http://schemas.microsoft.com/office/drawing/2015/9/8/chartex" xmlns:cx2="http://schemas.microsoft.com/office/drawing/2015/10/21/chartex" xmlns:cx3="http://schemas.microsoft.com/office/drawing/2016/5/9/chartex" xmlns:cx4="http://schemas.microsoft.com/office/drawing/2016/5/10/chartex" xmlns:cx5="http://schemas.microsoft.com/office/drawing/2016/5/11/chartex" xmlns:cx6="http://schemas.microsoft.com/office/drawing/2016/5/12/chartex" xmlns:cx7="http://schemas.microsoft.com/office/drawing/2016/5/13/chartex" xmlns:cx8="http://schemas.microsoft.com/office/drawing/2016/5/14/chartex" xmlns:mc="http://schemas.openxmlformats.org/markup-compatibility/2006" xmlns:aink="http://schemas.microsoft.com/office/drawing/2016/ink" xmlns:am3d="http://schemas.microsoft.com/office/drawing/2017/model3d" xmlns:o="urn:schemas-microsoft-com:office:office" xmlns:oel="http://schemas.microsoft.com/office/2019/extlst" xmlns:r="http://schemas.openxmlformats.org/officeDocument/2006/relationships" xmlns:m="http://schemas.openxmlformats.org/officeDocument/2006/math" xmlns:v="urn:schemas-microsoft-com:vml" xmlns:wp14="http://schemas.microsoft.com/office/word/2010/wordprocessingDrawing" xmlns:wp="http://schemas.openxmlformats.org/drawingml/2006/wordprocessingDrawing" xmlns:w10="urn:schemas-microsoft-com:office:word" xmlns:w="http://schemas.openxmlformats.org/wordprocessingml/2006/main" xmlns:w14="http://schemas.microsoft.com/office/word/2010/wordml" xmlns:w15="http://schemas.microsoft.com/office/word/2012/wordml" xmlns:w16cex="http://schemas.microsoft.com/office/word/2018/wordml/cex" xmlns:w16cid="http://schemas.microsoft.com/office/word/2016/wordml/cid" xmlns:w16="http://schemas.microsoft.com/office/word/2018/wordml" xmlns:w16du="http://schemas.microsoft.com/office/word/2023/wordml/word16du" xmlns:w16sdtdh="http://schemas.microsoft.com/office/word/2020/wordml/sdtdatahash" xmlns:w16sdtfl="http://schemas.microsoft.com/office/word/2024/wordml/sdtformatlock" xmlns:w16se="http://schemas.microsoft.com/office/word/2015/wordml/symex" xmlns:wpg="http://schemas.microsoft.com/office/word/2010/wordprocessingGroup" xmlns:wpi="http://schemas.microsoft.com/office/word/2010/wordprocessingInk" xmlns:wne="http://schemas.microsoft.com/office/word/2006/wordml" xmlns:wps="http://schemas.microsoft.com/office/word/2010/wordprocessingShape" mc:Ignorable="w14 w15 w16se w16cid w16 w16cex w16sdtdh w16sdtfl w16du wp14">
+<w:numbering xmlns:wpc="http://schemas.microsoft.com/office/word/2010/wordprocessingCanvas" xmlns:cx="http://schemas.microsoft.com/office/drawing/2014/chartex" xmlns:cx1="http://schemas.microsoft.com/office/drawing/2015/9/8/chartex" xmlns:cx2="http://schemas.microsoft.com/office/drawing/2015/10/21/chartex" xmlns:cx3="http://schemas.microsoft.com/office/drawing/2016/5/9/chartex" xmlns:cx4="http://schemas.microsoft.com/office/drawing/2016/5/10/chartex" xmlns:cx5="http://schemas.microsoft.com/office/drawing/2016/5/11/chartex" xmlns:cx6="http://schemas.microsoft.com/office/drawing/2016/5/12/chartex" xmlns:cx7="http://schemas.microsoft.com/office/drawing/2016/5/13/chartex" xmlns:cx8="http://schemas.microsoft.com/office/drawing/2016/5/14/chartex" xmlns:mc="http://schemas.openxmlformats.org/markup-compatibility/2006" xmlns:aink="http://schemas.microsoft.com/office/drawing/2016/ink" xmlns:am3d="http://schemas.microsoft.com/office/drawing/2017/model3d" xmlns:o="urn:schemas-microsoft-com:office:office" xmlns:oel="http://schemas.microsoft.com/office/2019/extlst" xmlns:r="http://schemas.openxmlformats.org/officeDocument/2006/relationships" xmlns:m="http://schemas.openxmlformats.org/officeDocument/2006/math" xmlns:v="urn:schemas-microsoft-com:vml" xmlns:wp14="http://schemas.microsoft.com/office/word/2010/wordprocessingDrawing" xmlns:wp="http://schemas.openxmlformats.org/drawingml/2006/wordprocessingDrawing" xmlns:w10="urn:schemas-microsoft-com:office:word" xmlns:w="http://schemas.openxmlformats.org/wordprocessingml/2006/main" xmlns:w14="http://schemas.microsoft.com/office/word/2010/wordml" xmlns:w15="http://schemas.microsoft.com/office/word/2012/wordml" xmlns:w16cex="http://schemas.microsoft.com/office/word/2018/wordml/cex" xmlns:w16cid="http://schemas.microsoft.com/office/word/2016/wordml/cid" xmlns:w16="http://schemas.microsoft.com/office/word/2018/wordml" xmlns:w16du="http://schemas.microsoft.com/office/word/2023/wordml/word16du" xmlns:w16sdtdh="http://schemas.microsoft.com/office/word/2020/wordml/sdtdatahash" xmlns:w16se="http://schemas.microsoft.com/office/word/2015/wordml/symex" xmlns:wpg="http://schemas.microsoft.com/office/word/2010/wordprocessingGroup" xmlns:wpi="http://schemas.microsoft.com/office/word/2010/wordprocessingInk" xmlns:wne="http://schemas.microsoft.com/office/word/2006/wordml" xmlns:wps="http://schemas.microsoft.com/office/word/2010/wordprocessingShape" mc:Ignorable="w14 w15 w16se w16cid w16 w16cex w16sdtdh wp14">
   <w:abstractNum w:abstractNumId="0" w15:restartNumberingAfterBreak="0">
     <w:nsid w:val="0C217B54"/>
     <w:multiLevelType w:val="hybridMultilevel"/>
@@ -6249,7 +6297,7 @@
 </file>
 
 <file path=word/styles.xml><?xml version="1.0" encoding="utf-8"?>
-<w:styles xmlns:mc="http://schemas.openxmlformats.org/markup-compatibility/2006" xmlns:r="http://schemas.openxmlformats.org/officeDocument/2006/relationships" xmlns:w="http://schemas.openxmlformats.org/wordprocessingml/2006/main" xmlns:w14="http://schemas.microsoft.com/office/word/2010/wordml" xmlns:w15="http://schemas.microsoft.com/office/word/2012/wordml" xmlns:w16cex="http://schemas.microsoft.com/office/word/2018/wordml/cex" xmlns:w16cid="http://schemas.microsoft.com/office/word/2016/wordml/cid" xmlns:w16="http://schemas.microsoft.com/office/word/2018/wordml" xmlns:w16du="http://schemas.microsoft.com/office/word/2023/wordml/word16du" xmlns:w16sdtdh="http://schemas.microsoft.com/office/word/2020/wordml/sdtdatahash" xmlns:w16sdtfl="http://schemas.microsoft.com/office/word/2024/wordml/sdtformatlock" xmlns:w16se="http://schemas.microsoft.com/office/word/2015/wordml/symex" mc:Ignorable="w14 w15 w16se w16cid w16 w16cex w16sdtdh w16sdtfl w16du">
+<w:styles xmlns:mc="http://schemas.openxmlformats.org/markup-compatibility/2006" xmlns:r="http://schemas.openxmlformats.org/officeDocument/2006/relationships" xmlns:w="http://schemas.openxmlformats.org/wordprocessingml/2006/main" xmlns:w14="http://schemas.microsoft.com/office/word/2010/wordml" xmlns:w15="http://schemas.microsoft.com/office/word/2012/wordml" xmlns:w16cex="http://schemas.microsoft.com/office/word/2018/wordml/cex" xmlns:w16cid="http://schemas.microsoft.com/office/word/2016/wordml/cid" xmlns:w16="http://schemas.microsoft.com/office/word/2018/wordml" xmlns:w16sdtdh="http://schemas.microsoft.com/office/word/2020/wordml/sdtdatahash" xmlns:w16se="http://schemas.microsoft.com/office/word/2015/wordml/symex" mc:Ignorable="w14 w15 w16se w16cid w16 w16cex w16sdtdh">
   <w:docDefaults>
     <w:rPrDefault>
       <w:rPr>
